--- a/Docs/Action V31 for EDD20.docx
+++ b/Docs/Action V31 for EDD20.docx
@@ -1,6 +1,6 @@
 
 <file path=word/document.xml><?xml version="1.0" encoding="utf-8"?>
-<w:document xmlns:wpc="http://schemas.microsoft.com/office/word/2010/wordprocessingCanvas" xmlns:cx="http://schemas.microsoft.com/office/drawing/2014/chartex" xmlns:cx1="http://schemas.microsoft.com/office/drawing/2015/9/8/chartex" xmlns:cx2="http://schemas.microsoft.com/office/drawing/2015/10/21/chartex" xmlns:cx3="http://schemas.microsoft.com/office/drawing/2016/5/9/chartex" xmlns:cx4="http://schemas.microsoft.com/office/drawing/2016/5/10/chartex" xmlns:cx5="http://schemas.microsoft.com/office/drawing/2016/5/11/chartex" xmlns:cx6="http://schemas.microsoft.com/office/drawing/2016/5/12/chartex" xmlns:cx7="http://schemas.microsoft.com/office/drawing/2016/5/13/chartex" xmlns:cx8="http://schemas.microsoft.com/office/drawing/2016/5/14/chartex" xmlns:mc="http://schemas.openxmlformats.org/markup-compatibility/2006" xmlns:aink="http://schemas.microsoft.com/office/drawing/2016/ink" xmlns:am3d="http://schemas.microsoft.com/office/drawing/2017/model3d" xmlns:o="urn:schemas-microsoft-com:office:office" xmlns:oel="http://schemas.microsoft.com/office/2019/extlst" xmlns:r="http://schemas.openxmlformats.org/officeDocument/2006/relationships" xmlns:m="http://schemas.openxmlformats.org/officeDocument/2006/math" xmlns:v="urn:schemas-microsoft-com:vml" xmlns:wp14="http://schemas.microsoft.com/office/word/2010/wordprocessingDrawing" xmlns:wp="http://schemas.openxmlformats.org/drawingml/2006/wordprocessingDrawing" xmlns:w10="urn:schemas-microsoft-com:office:word" xmlns:w="http://schemas.openxmlformats.org/wordprocessingml/2006/main" xmlns:w14="http://schemas.microsoft.com/office/word/2010/wordml" xmlns:w15="http://schemas.microsoft.com/office/word/2012/wordml" xmlns:w16cei="http://schemas.microsoft.com/office/word/2026/wordml/cei" xmlns:w16cex="http://schemas.microsoft.com/office/word/2018/wordml/cex" xmlns:w16cid="http://schemas.microsoft.com/office/word/2016/wordml/cid" xmlns:w16="http://schemas.microsoft.com/office/word/2018/wordml" xmlns:w16du="http://schemas.microsoft.com/office/word/2023/wordml/word16du" xmlns:w16sdtdh="http://schemas.microsoft.com/office/word/2020/wordml/sdtdatahash" xmlns:w16sdtfl="http://schemas.microsoft.com/office/word/2024/wordml/sdtformatlock" xmlns:w16se="http://schemas.microsoft.com/office/word/2015/wordml/symex" xmlns:wpg="http://schemas.microsoft.com/office/word/2010/wordprocessingGroup" xmlns:wpi="http://schemas.microsoft.com/office/word/2010/wordprocessingInk" xmlns:wne="http://schemas.microsoft.com/office/word/2006/wordml" xmlns:wps="http://schemas.microsoft.com/office/word/2010/wordprocessingShape" mc:Ignorable="w14 w15 w16se w16cid w16 w16cex w16sdtdh w16sdtfl w16du wp14">
+<w:document xmlns:wpc="http://schemas.microsoft.com/office/word/2010/wordprocessingCanvas" xmlns:cx="http://schemas.microsoft.com/office/drawing/2014/chartex" xmlns:cx1="http://schemas.microsoft.com/office/drawing/2015/9/8/chartex" xmlns:cx2="http://schemas.microsoft.com/office/drawing/2015/10/21/chartex" xmlns:cx3="http://schemas.microsoft.com/office/drawing/2016/5/9/chartex" xmlns:cx4="http://schemas.microsoft.com/office/drawing/2016/5/10/chartex" xmlns:cx5="http://schemas.microsoft.com/office/drawing/2016/5/11/chartex" xmlns:cx6="http://schemas.microsoft.com/office/drawing/2016/5/12/chartex" xmlns:cx7="http://schemas.microsoft.com/office/drawing/2016/5/13/chartex" xmlns:cx8="http://schemas.microsoft.com/office/drawing/2016/5/14/chartex" xmlns:mc="http://schemas.openxmlformats.org/markup-compatibility/2006" xmlns:aink="http://schemas.microsoft.com/office/drawing/2016/ink" xmlns:am3d="http://schemas.microsoft.com/office/drawing/2017/model3d" xmlns:o="urn:schemas-microsoft-com:office:office" xmlns:oel="http://schemas.microsoft.com/office/2019/extlst" xmlns:r="http://schemas.openxmlformats.org/officeDocument/2006/relationships" xmlns:m="http://schemas.openxmlformats.org/officeDocument/2006/math" xmlns:v="urn:schemas-microsoft-com:vml" xmlns:wp14="http://schemas.microsoft.com/office/word/2010/wordprocessingDrawing" xmlns:wp="http://schemas.openxmlformats.org/drawingml/2006/wordprocessingDrawing" xmlns:w10="urn:schemas-microsoft-com:office:word" xmlns:w="http://schemas.openxmlformats.org/wordprocessingml/2006/main" xmlns:w14="http://schemas.microsoft.com/office/word/2010/wordml" xmlns:w15="http://schemas.microsoft.com/office/word/2012/wordml" xmlns:w16cex="http://schemas.microsoft.com/office/word/2018/wordml/cex" xmlns:w16cid="http://schemas.microsoft.com/office/word/2016/wordml/cid" xmlns:w16="http://schemas.microsoft.com/office/word/2018/wordml" xmlns:w16du="http://schemas.microsoft.com/office/word/2023/wordml/word16du" xmlns:w16sdtdh="http://schemas.microsoft.com/office/word/2020/wordml/sdtdatahash" xmlns:w16sdtfl="http://schemas.microsoft.com/office/word/2024/wordml/sdtformatlock" xmlns:w16se="http://schemas.microsoft.com/office/word/2015/wordml/symex" xmlns:wpg="http://schemas.microsoft.com/office/word/2010/wordprocessingGroup" xmlns:wpi="http://schemas.microsoft.com/office/word/2010/wordprocessingInk" xmlns:wne="http://schemas.microsoft.com/office/word/2006/wordml" xmlns:wps="http://schemas.microsoft.com/office/word/2010/wordprocessingShape" mc:Ignorable="w14 w15 w16se w16cid w16 w16cex w16sdtdh w16sdtfl w16du wp14">
   <w:body>
     <w:p>
       <w:pPr>
@@ -21739,7 +21739,7 @@
               </wp:inline>
             </w:drawing>
           </mc:Choice>
-          <mc:Fallback>
+          <mc:Fallback xmlns:w16cei="http://schemas.microsoft.com/office/word/2026/wordml/cei">
             <w:pict>
               <v:shapetype w14:anchorId="0A1F77A7" id="_x0000_t202" coordsize="21600,21600" o:spt="202" path="m,l,21600r21600,l21600,xe">
                 <v:stroke joinstyle="miter"/>
@@ -22734,7 +22734,7 @@
               </wp:inline>
             </w:drawing>
           </mc:Choice>
-          <mc:Fallback>
+          <mc:Fallback xmlns:w16cei="http://schemas.microsoft.com/office/word/2026/wordml/cei">
             <w:pict>
               <v:shape w14:anchorId="063A91E7" id="_x0000_s1027" type="#_x0000_t202" style="width:390pt;height:144.75pt;visibility:visible;mso-wrap-style:square;mso-left-percent:-10001;mso-top-percent:-10001;mso-position-horizontal:absolute;mso-position-horizontal-relative:char;mso-position-vertical:absolute;mso-position-vertical-relative:line;mso-left-percent:-10001;mso-top-percent:-10001;v-text-anchor:top" o:gfxdata="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">
                 <v:textbox>
@@ -28913,17 +28913,32 @@
     <w:p>
       <w:pPr>
         <w:ind w:left="2160"/>
-      </w:pPr>
-      <w:r>
+        <w:rPr>
+          <w:lang w:val="pt-BR"/>
+        </w:rPr>
+      </w:pPr>
+      <w:r>
+        <w:rPr>
+          <w:lang w:val="pt-BR"/>
+        </w:rPr>
         <w:t>‘</w:t>
       </w:r>
       <w:r>
+        <w:rPr>
+          <w:lang w:val="pt-BR"/>
+        </w:rPr>
         <w:t>;</w:t>
       </w:r>
       <w:r>
+        <w:rPr>
+          <w:lang w:val="pt-BR"/>
+        </w:rPr>
         <w:t>’</w:t>
       </w:r>
       <w:r>
+        <w:rPr>
+          <w:lang w:val="pt-BR"/>
+        </w:rPr>
         <w:t xml:space="preserve"> </w:t>
       </w:r>
     </w:p>
@@ -36061,68 +36076,68 @@
       <w:pPr>
         <w:pStyle w:val="Heading3"/>
         <w:rPr>
-          <w:lang w:val="pt-PT"/>
+          <w:lang w:val="nl-NL"/>
         </w:rPr>
       </w:pPr>
       <w:bookmarkStart w:id="128" w:name="_Toc233271536"/>
       <w:bookmarkStart w:id="129" w:name="_Toc233271962"/>
       <w:r>
         <w:rPr>
-          <w:lang w:val="pt-PT"/>
+          <w:lang w:val="nl-NL"/>
         </w:rPr>
         <w:t>i</w:t>
       </w:r>
       <w:r>
         <w:rPr>
-          <w:lang w:val="pt-PT"/>
+          <w:lang w:val="nl-NL"/>
         </w:rPr>
         <w:t>%Indirect(</w:t>
       </w:r>
       <w:r>
         <w:rPr>
-          <w:lang w:val="pt-PT"/>
+          <w:lang w:val="nl-NL"/>
         </w:rPr>
         <w:t>&lt;</w:t>
       </w:r>
       <w:r>
         <w:rPr>
-          <w:lang w:val="pt-PT"/>
+          <w:lang w:val="nl-NL"/>
         </w:rPr>
         <w:t>varname</w:t>
       </w:r>
       <w:r>
         <w:rPr>
-          <w:lang w:val="pt-PT"/>
+          <w:lang w:val="nl-NL"/>
         </w:rPr>
         <w:t>&gt;</w:t>
       </w:r>
       <w:r>
         <w:rPr>
-          <w:lang w:val="pt-PT"/>
+          <w:lang w:val="nl-NL"/>
         </w:rPr>
         <w:t xml:space="preserve"> [‘,’ </w:t>
       </w:r>
       <w:r>
         <w:rPr>
-          <w:lang w:val="pt-PT"/>
+          <w:lang w:val="nl-NL"/>
         </w:rPr>
         <w:t>&lt;</w:t>
       </w:r>
       <w:r>
         <w:rPr>
-          <w:lang w:val="pt-PT"/>
+          <w:lang w:val="nl-NL"/>
         </w:rPr>
         <w:t>varname</w:t>
       </w:r>
       <w:r>
         <w:rPr>
-          <w:lang w:val="pt-PT"/>
+          <w:lang w:val="nl-NL"/>
         </w:rPr>
         <w:t>&gt;</w:t>
       </w:r>
       <w:r>
         <w:rPr>
-          <w:lang w:val="pt-PT"/>
+          <w:lang w:val="nl-NL"/>
         </w:rPr>
         <w:t>..)</w:t>
       </w:r>
@@ -50975,13 +50990,11 @@
         </w:numPr>
         <w:rPr>
           <w:sz w:val="22"/>
-          <w:lang w:val="pt-PT"/>
         </w:rPr>
       </w:pPr>
       <w:r>
         <w:rPr>
           <w:sz w:val="22"/>
-          <w:lang w:val="pt-PT"/>
         </w:rPr>
         <w:t>GMO Prefix = Prefix + “_” + GMOIndex + “_”.    GMO index is 1,2,3 etc.</w:t>
       </w:r>
@@ -52343,7 +52356,16 @@
         <w:spacing w:after="200"/>
       </w:pPr>
       <w:r>
-        <w:t>EnableEliteInput: turn on reading of input (joysticks, keyboards) into the Elite program</w:t>
+        <w:t>EnableEliteInput</w:t>
+      </w:r>
+      <w:r>
+        <w:t>, EndableEliteInputNoAxis, DisableEliteInput</w:t>
+      </w:r>
+      <w:r>
+        <w:t xml:space="preserve">: </w:t>
+      </w:r>
+      <w:r>
+        <w:t>This turned on and off input from keyboard, mouse, joystick for this action file.</w:t>
       </w:r>
     </w:p>
     <w:p>
@@ -52356,7 +52378,25 @@
         <w:spacing w:after="200"/>
       </w:pPr>
       <w:r>
-        <w:t>EnableEliteInputnoaxis: turn on reading of input (joysticks, keyboards) into the Elite program, but don’t generate events on axis moves.</w:t>
+        <w:t xml:space="preserve">ListEliteInput: Store into a variable “EliteInput” the devices detected, store into “EliteInputCheck” the binding check result (all bindings and any </w:t>
+      </w:r>
+      <w:r>
+        <w:t>errors</w:t>
+      </w:r>
+      <w:r>
+        <w:t xml:space="preserve"> will be listed)</w:t>
+      </w:r>
+      <w:r>
+        <w:t>, store into “EliteInputButtons”</w:t>
+      </w:r>
+      <w:r>
+        <w:rPr>
+          <w:vertAlign w:val="superscript"/>
+        </w:rPr>
+        <w:t>[22]</w:t>
+      </w:r>
+      <w:r>
+        <w:t xml:space="preserve"> a comma separated list of buttons/keys pressable.</w:t>
       </w:r>
     </w:p>
     <w:p>
@@ -52369,13 +52409,7 @@
         <w:spacing w:after="200"/>
       </w:pPr>
       <w:r>
-        <w:t>DisableEliteInput: turn o</w:t>
-      </w:r>
-      <w:r>
-        <w:t>ff</w:t>
-      </w:r>
-      <w:r>
-        <w:t xml:space="preserve"> reading of input (joysticks, keyboards) into the Elite program</w:t>
+        <w:t>Bindings: Dump Elite bindings to the variable Bindings.</w:t>
       </w:r>
     </w:p>
     <w:p>
@@ -52388,25 +52422,15 @@
         <w:spacing w:after="200"/>
       </w:pPr>
       <w:r>
-        <w:t xml:space="preserve">ListEliteInput: Store into a variable “EliteInput” the devices detected, store into “EliteInputCheck” the binding check result (all bindings and any </w:t>
-      </w:r>
-      <w:r>
-        <w:t>errors</w:t>
-      </w:r>
-      <w:r>
-        <w:t xml:space="preserve"> will be listed)</w:t>
-      </w:r>
-      <w:r>
-        <w:t>, store into “EliteInputButtons”</w:t>
-      </w:r>
-      <w:r>
-        <w:rPr>
-          <w:vertAlign w:val="superscript"/>
-        </w:rPr>
-        <w:t>[22]</w:t>
-      </w:r>
-      <w:r>
-        <w:t xml:space="preserve"> a comma separated list of buttons/keys pressable.</w:t>
+        <w:t>BindingValues: Dump Elite bindings to the variable BindingValues</w:t>
+      </w:r>
+    </w:p>
+    <w:p>
+      <w:pPr>
+        <w:spacing w:after="200"/>
+      </w:pPr>
+      <w:r>
+        <w:t>Internet:</w:t>
       </w:r>
     </w:p>
     <w:p>
@@ -52419,7 +52443,7 @@
         <w:spacing w:after="200"/>
       </w:pPr>
       <w:r>
-        <w:t>Bindings: Dump Elite bindings to the variable Bindings.</w:t>
+        <w:t>URL &lt;urlname&gt; : Open a web page at this urlname. Urlname must start with http: or https:</w:t>
       </w:r>
     </w:p>
     <w:p>
@@ -52432,15 +52456,66 @@
         <w:spacing w:after="200"/>
       </w:pPr>
       <w:r>
-        <w:t>BindingValues: Dump Elite bindings to the variable BindingValues</w:t>
-      </w:r>
-    </w:p>
-    <w:p>
-      <w:pPr>
+        <w:t xml:space="preserve">Datadownload &lt;gitfolder&gt; &lt;filewildcard&gt; &lt;download folder&gt; [&lt;optclean-boolean&gt;] </w:t>
+      </w:r>
+      <w:r>
+        <w:rPr>
+          <w:vertAlign w:val="superscript"/>
+        </w:rPr>
+        <w:t>[8]</w:t>
+      </w:r>
+    </w:p>
+    <w:p>
+      <w:pPr>
+        <w:pStyle w:val="ListParagraph"/>
+        <w:numPr>
+          <w:ilvl w:val="1"/>
+          <w:numId w:val="2"/>
+        </w:numPr>
         <w:spacing w:after="200"/>
       </w:pPr>
       <w:r>
-        <w:t>Internet:</w:t>
+        <w:t xml:space="preserve">Download from the ED Discovery Data repository, in folder &lt;gitfolder&gt;, the files given in &lt;filewildcard&gt;, to the &lt;download folder&gt; which must exist.  Optionally empty the folder first (if set to 1).  </w:t>
+      </w:r>
+    </w:p>
+    <w:p>
+      <w:pPr>
+        <w:pStyle w:val="ListParagraph"/>
+        <w:numPr>
+          <w:ilvl w:val="1"/>
+          <w:numId w:val="2"/>
+        </w:numPr>
+        <w:spacing w:after="200"/>
+      </w:pPr>
+      <w:r>
+        <w:t>The variable Downloaded is set to 1 if it succeeds.</w:t>
+      </w:r>
+    </w:p>
+    <w:p>
+      <w:pPr>
+        <w:pStyle w:val="ListParagraph"/>
+        <w:numPr>
+          <w:ilvl w:val="1"/>
+          <w:numId w:val="2"/>
+        </w:numPr>
+        <w:spacing w:after="200"/>
+      </w:pPr>
+      <w:r>
+        <w:t xml:space="preserve">The variable DownloadedCount is set to the number of files downloaded </w:t>
+      </w:r>
+      <w:r>
+        <w:rPr>
+          <w:vertAlign w:val="superscript"/>
+        </w:rPr>
+        <w:t>[30]</w:t>
+      </w:r>
+    </w:p>
+    <w:p>
+      <w:pPr>
+        <w:spacing w:after="200"/>
+      </w:pPr>
+      <w:r>
+        <w:t>Panels:</w:t>
       </w:r>
     </w:p>
     <w:p>
@@ -52453,7 +52528,49 @@
         <w:spacing w:after="200"/>
       </w:pPr>
       <w:r>
-        <w:t>URL &lt;urlname&gt; : Open a web page at this urlname. Urlname must start with http: or https:</w:t>
+        <w:t>PanelAction</w:t>
+      </w:r>
+      <w:r>
+        <w:rPr>
+          <w:vertAlign w:val="superscript"/>
+        </w:rPr>
+        <w:t>[27]</w:t>
+      </w:r>
+      <w:r>
+        <w:t>: Ask a panel to perform a specific action</w:t>
+      </w:r>
+    </w:p>
+    <w:p>
+      <w:pPr>
+        <w:pStyle w:val="ListParagraph"/>
+        <w:numPr>
+          <w:ilvl w:val="1"/>
+          <w:numId w:val="2"/>
+        </w:numPr>
+        <w:spacing w:after="200"/>
+      </w:pPr>
+      <w:r>
+        <w:t>EditNotePrimary</w:t>
+      </w:r>
+      <w:r>
+        <w:t xml:space="preserve"> </w:t>
+      </w:r>
+      <w:r>
+        <w:rPr>
+          <w:vertAlign w:val="superscript"/>
+        </w:rPr>
+        <w:t>[27]</w:t>
+      </w:r>
+      <w:r>
+        <w:t xml:space="preserve"> : ask the primary history panel to edit the top entry note</w:t>
+      </w:r>
+    </w:p>
+    <w:p>
+      <w:pPr>
+        <w:spacing w:after="200"/>
+      </w:pPr>
+      <w:r>
+        <w:t>Action System:</w:t>
       </w:r>
     </w:p>
     <w:p>
@@ -52466,13 +52583,16 @@
         <w:spacing w:after="200"/>
       </w:pPr>
       <w:r>
-        <w:t xml:space="preserve">Datadownload &lt;gitfolder&gt; &lt;filewildcard&gt; &lt;download folder&gt; [&lt;optclean-boolean&gt;] </w:t>
+        <w:t>ActionFile &lt;actionpackname-noextension&gt; : Dump info on action file</w:t>
+      </w:r>
+      <w:r>
+        <w:t xml:space="preserve"> </w:t>
       </w:r>
       <w:r>
         <w:rPr>
           <w:vertAlign w:val="superscript"/>
         </w:rPr>
-        <w:t>[8]</w:t>
+        <w:t>[11]</w:t>
       </w:r>
     </w:p>
     <w:p>
@@ -52485,7 +52605,10 @@
         <w:spacing w:after="200"/>
       </w:pPr>
       <w:r>
-        <w:t xml:space="preserve">Download from the ED Discovery Data repository, in folder &lt;gitfolder&gt;, the files given in &lt;filewildcard&gt;, to the &lt;download folder&gt; which must exist.  Optionally empty the folder first (if set to 1).  </w:t>
+        <w:t>Events_Count will show the number of hooked events</w:t>
+      </w:r>
+      <w:r>
+        <w:t xml:space="preserve"> [23]</w:t>
       </w:r>
     </w:p>
     <w:p>
@@ -52498,7 +52621,13 @@
         <w:spacing w:after="200"/>
       </w:pPr>
       <w:r>
-        <w:t>The variable Downloaded is set to 1 if it succeeds.</w:t>
+        <w:t xml:space="preserve">Events[n] will </w:t>
+      </w:r>
+      <w:r>
+        <w:t>show all hooked events (UI or journal), example:</w:t>
+      </w:r>
+      <w:r>
+        <w:t xml:space="preserve"> WingInvite, GenericResponse, "", Condition AlwaysTrue</w:t>
       </w:r>
     </w:p>
     <w:p>
@@ -52511,43 +52640,7 @@
         <w:spacing w:after="200"/>
       </w:pPr>
       <w:r>
-        <w:t xml:space="preserve">The variable DownloadedCount is set to the number of files downloaded </w:t>
-      </w:r>
-      <w:r>
-        <w:rPr>
-          <w:vertAlign w:val="superscript"/>
-        </w:rPr>
-        <w:t>[30]</w:t>
-      </w:r>
-    </w:p>
-    <w:p>
-      <w:pPr>
-        <w:spacing w:after="200"/>
-      </w:pPr>
-      <w:r>
-        <w:t>Panels:</w:t>
-      </w:r>
-    </w:p>
-    <w:p>
-      <w:pPr>
-        <w:pStyle w:val="ListParagraph"/>
-        <w:numPr>
-          <w:ilvl w:val="0"/>
-          <w:numId w:val="2"/>
-        </w:numPr>
-        <w:spacing w:after="200"/>
-      </w:pPr>
-      <w:r>
-        <w:t>PanelAction</w:t>
-      </w:r>
-      <w:r>
-        <w:rPr>
-          <w:vertAlign w:val="superscript"/>
-        </w:rPr>
-        <w:t>[27]</w:t>
-      </w:r>
-      <w:r>
-        <w:t>: Ask a panel to perform a specific action</w:t>
+        <w:t>Events_&lt;name&gt; will show the same information</w:t>
       </w:r>
     </w:p>
     <w:p>
@@ -52560,49 +52653,10 @@
         <w:spacing w:after="200"/>
       </w:pPr>
       <w:r>
-        <w:t>EditNotePrimary</w:t>
-      </w:r>
-      <w:r>
-        <w:t xml:space="preserve"> </w:t>
-      </w:r>
-      <w:r>
-        <w:rPr>
-          <w:vertAlign w:val="superscript"/>
-        </w:rPr>
-        <w:t>[27]</w:t>
-      </w:r>
-      <w:r>
-        <w:t xml:space="preserve"> : ask the primary history panel to edit the top entry note</w:t>
-      </w:r>
-    </w:p>
-    <w:p>
-      <w:pPr>
-        <w:spacing w:after="200"/>
-      </w:pPr>
-      <w:r>
-        <w:t>Action System:</w:t>
-      </w:r>
-    </w:p>
-    <w:p>
-      <w:pPr>
-        <w:pStyle w:val="ListParagraph"/>
-        <w:numPr>
-          <w:ilvl w:val="0"/>
-          <w:numId w:val="2"/>
-        </w:numPr>
-        <w:spacing w:after="200"/>
-      </w:pPr>
-      <w:r>
-        <w:t>ActionFile &lt;actionpackname-noextension&gt; : Dump info on action file</w:t>
-      </w:r>
-      <w:r>
-        <w:t xml:space="preserve"> </w:t>
-      </w:r>
-      <w:r>
-        <w:rPr>
-          <w:vertAlign w:val="superscript"/>
-        </w:rPr>
-        <w:t>[11]</w:t>
+        <w:t>Journal_Count will show the number of journal events</w:t>
+      </w:r>
+      <w:r>
+        <w:t xml:space="preserve"> [23]</w:t>
       </w:r>
     </w:p>
     <w:p>
@@ -52615,10 +52669,7 @@
         <w:spacing w:after="200"/>
       </w:pPr>
       <w:r>
-        <w:t>Events_Count will show the number of hooked events</w:t>
-      </w:r>
-      <w:r>
-        <w:t xml:space="preserve"> [23]</w:t>
+        <w:t>JEvents[n] will iterate through all journal events and indicate if they are hooked, or “None” if not.</w:t>
       </w:r>
     </w:p>
     <w:p>
@@ -52631,13 +52682,7 @@
         <w:spacing w:after="200"/>
       </w:pPr>
       <w:r>
-        <w:t xml:space="preserve">Events[n] will </w:t>
-      </w:r>
-      <w:r>
-        <w:t>show all hooked events (UI or journal), example:</w:t>
-      </w:r>
-      <w:r>
-        <w:t xml:space="preserve"> WingInvite, GenericResponse, "", Condition AlwaysTrue</w:t>
+        <w:t>JEvents_&lt;name&gt; will indicate the condition or “None” if not set.</w:t>
       </w:r>
     </w:p>
     <w:p>
@@ -52650,7 +52695,7 @@
         <w:spacing w:after="200"/>
       </w:pPr>
       <w:r>
-        <w:t>Events_&lt;name&gt; will show the same information</w:t>
+        <w:t>UI_Count will show the number of UI Events [23]</w:t>
       </w:r>
     </w:p>
     <w:p>
@@ -52663,10 +52708,7 @@
         <w:spacing w:after="200"/>
       </w:pPr>
       <w:r>
-        <w:t>Journal_Count will show the number of journal events</w:t>
-      </w:r>
-      <w:r>
-        <w:t xml:space="preserve"> [23]</w:t>
+        <w:t>UIEvents[n] will iterate through all UI events and indicate if they are hooked, or “None” if not.</w:t>
       </w:r>
     </w:p>
     <w:p>
@@ -52679,7 +52721,7 @@
         <w:spacing w:after="200"/>
       </w:pPr>
       <w:r>
-        <w:t>JEvents[n] will iterate through all journal events and indicate if they are hooked, or “None” if not.</w:t>
+        <w:t>UIEvents_&lt;name&gt; will indicate the condition or “None” if not set.</w:t>
       </w:r>
     </w:p>
     <w:p>
@@ -52692,7 +52734,7 @@
         <w:spacing w:after="200"/>
       </w:pPr>
       <w:r>
-        <w:t>JEvents_&lt;name&gt; will indicate the condition or “None” if not set.</w:t>
+        <w:t>Install_Count will show the number of install variables [22]</w:t>
       </w:r>
     </w:p>
     <w:p>
@@ -52705,7 +52747,7 @@
         <w:spacing w:after="200"/>
       </w:pPr>
       <w:r>
-        <w:t>UI_Count will show the number of UI Events [23]</w:t>
+        <w:t>Install[n] will iterate through all install variables, example : Location,Actions</w:t>
       </w:r>
     </w:p>
     <w:p>
@@ -52718,7 +52760,7 @@
         <w:spacing w:after="200"/>
       </w:pPr>
       <w:r>
-        <w:t>UIEvents[n] will iterate through all UI events and indicate if they are hooked, or “None” if not.</w:t>
+        <w:t>FileVar_Count will show the number of file variables [22]</w:t>
       </w:r>
     </w:p>
     <w:p>
@@ -52731,59 +52773,7 @@
         <w:spacing w:after="200"/>
       </w:pPr>
       <w:r>
-        <w:t>UIEvents_&lt;name&gt; will indicate the condition or “None” if not set.</w:t>
-      </w:r>
-    </w:p>
-    <w:p>
-      <w:pPr>
-        <w:pStyle w:val="ListParagraph"/>
-        <w:numPr>
-          <w:ilvl w:val="1"/>
-          <w:numId w:val="2"/>
-        </w:numPr>
-        <w:spacing w:after="200"/>
-      </w:pPr>
-      <w:r>
-        <w:t>Install_Count will show the number of install variables [22]</w:t>
-      </w:r>
-    </w:p>
-    <w:p>
-      <w:pPr>
-        <w:pStyle w:val="ListParagraph"/>
-        <w:numPr>
-          <w:ilvl w:val="1"/>
-          <w:numId w:val="2"/>
-        </w:numPr>
-        <w:spacing w:after="200"/>
-      </w:pPr>
-      <w:r>
         <w:lastRenderedPageBreak/>
-        <w:t>Install[n] will iterate through all install variables, example : Location,Actions</w:t>
-      </w:r>
-    </w:p>
-    <w:p>
-      <w:pPr>
-        <w:pStyle w:val="ListParagraph"/>
-        <w:numPr>
-          <w:ilvl w:val="1"/>
-          <w:numId w:val="2"/>
-        </w:numPr>
-        <w:spacing w:after="200"/>
-      </w:pPr>
-      <w:r>
-        <w:t>FileVar_Count will show the number of file variables [22]</w:t>
-      </w:r>
-    </w:p>
-    <w:p>
-      <w:pPr>
-        <w:pStyle w:val="ListParagraph"/>
-        <w:numPr>
-          <w:ilvl w:val="1"/>
-          <w:numId w:val="2"/>
-        </w:numPr>
-        <w:spacing w:after="200"/>
-      </w:pPr>
-      <w:r>
         <w:t>FileVar[n] will iterate through all current static file variables, example: ActionPackName,VoicePack10</w:t>
       </w:r>
     </w:p>
@@ -53216,6 +53206,7 @@
         </w:numPr>
       </w:pPr>
       <w:r>
+        <w:lastRenderedPageBreak/>
         <w:t>Popout Status : Return information on popouts</w:t>
       </w:r>
     </w:p>
@@ -55980,7 +55971,7 @@
 </file>
 
 <file path=word/numbering.xml><?xml version="1.0" encoding="utf-8"?>
-<w:numbering xmlns:wpc="http://schemas.microsoft.com/office/word/2010/wordprocessingCanvas" xmlns:cx="http://schemas.microsoft.com/office/drawing/2014/chartex" xmlns:cx1="http://schemas.microsoft.com/office/drawing/2015/9/8/chartex" xmlns:cx2="http://schemas.microsoft.com/office/drawing/2015/10/21/chartex" xmlns:cx3="http://schemas.microsoft.com/office/drawing/2016/5/9/chartex" xmlns:cx4="http://schemas.microsoft.com/office/drawing/2016/5/10/chartex" xmlns:cx5="http://schemas.microsoft.com/office/drawing/2016/5/11/chartex" xmlns:cx6="http://schemas.microsoft.com/office/drawing/2016/5/12/chartex" xmlns:cx7="http://schemas.microsoft.com/office/drawing/2016/5/13/chartex" xmlns:cx8="http://schemas.microsoft.com/office/drawing/2016/5/14/chartex" xmlns:mc="http://schemas.openxmlformats.org/markup-compatibility/2006" xmlns:aink="http://schemas.microsoft.com/office/drawing/2016/ink" xmlns:am3d="http://schemas.microsoft.com/office/drawing/2017/model3d" xmlns:o="urn:schemas-microsoft-com:office:office" xmlns:oel="http://schemas.microsoft.com/office/2019/extlst" xmlns:r="http://schemas.openxmlformats.org/officeDocument/2006/relationships" xmlns:m="http://schemas.openxmlformats.org/officeDocument/2006/math" xmlns:v="urn:schemas-microsoft-com:vml" xmlns:wp14="http://schemas.microsoft.com/office/word/2010/wordprocessingDrawing" xmlns:wp="http://schemas.openxmlformats.org/drawingml/2006/wordprocessingDrawing" xmlns:w10="urn:schemas-microsoft-com:office:word" xmlns:w="http://schemas.openxmlformats.org/wordprocessingml/2006/main" xmlns:w14="http://schemas.microsoft.com/office/word/2010/wordml" xmlns:w15="http://schemas.microsoft.com/office/word/2012/wordml" xmlns:w16cei="http://schemas.microsoft.com/office/word/2026/wordml/cei" xmlns:w16cex="http://schemas.microsoft.com/office/word/2018/wordml/cex" xmlns:w16cid="http://schemas.microsoft.com/office/word/2016/wordml/cid" xmlns:w16="http://schemas.microsoft.com/office/word/2018/wordml" xmlns:w16du="http://schemas.microsoft.com/office/word/2023/wordml/word16du" xmlns:w16sdtdh="http://schemas.microsoft.com/office/word/2020/wordml/sdtdatahash" xmlns:w16sdtfl="http://schemas.microsoft.com/office/word/2024/wordml/sdtformatlock" xmlns:w16se="http://schemas.microsoft.com/office/word/2015/wordml/symex" xmlns:wpg="http://schemas.microsoft.com/office/word/2010/wordprocessingGroup" xmlns:wpi="http://schemas.microsoft.com/office/word/2010/wordprocessingInk" xmlns:wne="http://schemas.microsoft.com/office/word/2006/wordml" xmlns:wps="http://schemas.microsoft.com/office/word/2010/wordprocessingShape" mc:Ignorable="w14 w15 w16se w16cid w16 w16cex w16sdtdh w16sdtfl w16du wp14">
+<w:numbering xmlns:wpc="http://schemas.microsoft.com/office/word/2010/wordprocessingCanvas" xmlns:cx="http://schemas.microsoft.com/office/drawing/2014/chartex" xmlns:cx1="http://schemas.microsoft.com/office/drawing/2015/9/8/chartex" xmlns:cx2="http://schemas.microsoft.com/office/drawing/2015/10/21/chartex" xmlns:cx3="http://schemas.microsoft.com/office/drawing/2016/5/9/chartex" xmlns:cx4="http://schemas.microsoft.com/office/drawing/2016/5/10/chartex" xmlns:cx5="http://schemas.microsoft.com/office/drawing/2016/5/11/chartex" xmlns:cx6="http://schemas.microsoft.com/office/drawing/2016/5/12/chartex" xmlns:cx7="http://schemas.microsoft.com/office/drawing/2016/5/13/chartex" xmlns:cx8="http://schemas.microsoft.com/office/drawing/2016/5/14/chartex" xmlns:mc="http://schemas.openxmlformats.org/markup-compatibility/2006" xmlns:aink="http://schemas.microsoft.com/office/drawing/2016/ink" xmlns:am3d="http://schemas.microsoft.com/office/drawing/2017/model3d" xmlns:o="urn:schemas-microsoft-com:office:office" xmlns:oel="http://schemas.microsoft.com/office/2019/extlst" xmlns:r="http://schemas.openxmlformats.org/officeDocument/2006/relationships" xmlns:m="http://schemas.openxmlformats.org/officeDocument/2006/math" xmlns:v="urn:schemas-microsoft-com:vml" xmlns:wp14="http://schemas.microsoft.com/office/word/2010/wordprocessingDrawing" xmlns:wp="http://schemas.openxmlformats.org/drawingml/2006/wordprocessingDrawing" xmlns:w10="urn:schemas-microsoft-com:office:word" xmlns:w="http://schemas.openxmlformats.org/wordprocessingml/2006/main" xmlns:w14="http://schemas.microsoft.com/office/word/2010/wordml" xmlns:w15="http://schemas.microsoft.com/office/word/2012/wordml" xmlns:w16cex="http://schemas.microsoft.com/office/word/2018/wordml/cex" xmlns:w16cid="http://schemas.microsoft.com/office/word/2016/wordml/cid" xmlns:w16="http://schemas.microsoft.com/office/word/2018/wordml" xmlns:w16du="http://schemas.microsoft.com/office/word/2023/wordml/word16du" xmlns:w16sdtdh="http://schemas.microsoft.com/office/word/2020/wordml/sdtdatahash" xmlns:w16sdtfl="http://schemas.microsoft.com/office/word/2024/wordml/sdtformatlock" xmlns:w16se="http://schemas.microsoft.com/office/word/2015/wordml/symex" xmlns:wpg="http://schemas.microsoft.com/office/word/2010/wordprocessingGroup" xmlns:wpi="http://schemas.microsoft.com/office/word/2010/wordprocessingInk" xmlns:wne="http://schemas.microsoft.com/office/word/2006/wordml" xmlns:wps="http://schemas.microsoft.com/office/word/2010/wordprocessingShape" mc:Ignorable="w14 w15 w16se w16cid w16 w16cex w16sdtdh w16sdtfl w16du wp14">
   <w:abstractNum w:abstractNumId="0" w15:restartNumberingAfterBreak="0">
     <w:nsid w:val="0CD14DF6"/>
     <w:multiLevelType w:val="hybridMultilevel"/>
